--- a/Lab 4 Report.docx
+++ b/Lab 4 Report.docx
@@ -1637,12 +1637,22 @@
           <w:szCs w:val="22"/>
           <w14:ligatures w14:val="none"/>
         </w:rPr>
-        <w:t xml:space="preserve"> In </w:t>
+        <w:t xml:space="preserve"> </w:t>
+      </w:r>
+      <w:r>
+        <w:rPr>
+          <w:rFonts w:eastAsia="Times New Roman" w:cs="Times New Roman"/>
+          <w:kern w:val="0"/>
+          <w:sz w:val="22"/>
+          <w:szCs w:val="22"/>
+          <w14:ligatures w14:val="none"/>
+        </w:rPr>
+        <w:t>In </w:t>
       </w:r>
       <w:proofErr w:type="spellStart"/>
       <w:r>
         <w:rPr>
-          <w:rFonts w:eastAsia="Times New Roman" w:cs="Courier New"/>
+          <w:rFonts w:eastAsia="Times New Roman" w:cs="Times New Roman"/>
           <w:kern w:val="0"/>
           <w:sz w:val="22"/>
           <w:szCs w:val="22"/>
@@ -1659,33 +1669,44 @@
           <w:szCs w:val="22"/>
           <w14:ligatures w14:val="none"/>
         </w:rPr>
-        <w:t xml:space="preserve">, we added a specific check: </w:t>
-      </w:r>
-      <w:r>
-        <w:rPr>
-          <w:rFonts w:eastAsia="Times New Roman" w:cs="Courier New"/>
-          <w:kern w:val="0"/>
-          <w:sz w:val="22"/>
-          <w:szCs w:val="22"/>
-          <w14:ligatures w14:val="none"/>
-        </w:rPr>
-        <w:t>if (</w:t>
+        <w:t>, finding the correct child pointers to bridge the two pages required care. To get the rightmost child of the left page, we</w:t>
+      </w:r>
+      <w:r>
+        <w:rPr>
+          <w:rFonts w:eastAsia="Times New Roman" w:cs="Times New Roman"/>
+          <w:kern w:val="0"/>
+          <w:sz w:val="22"/>
+          <w:szCs w:val="22"/>
+          <w14:ligatures w14:val="none"/>
+        </w:rPr>
+        <w:t xml:space="preserve"> </w:t>
+      </w:r>
+      <w:r>
+        <w:rPr>
+          <w:rFonts w:eastAsia="Times New Roman" w:cs="Times New Roman"/>
+          <w:kern w:val="0"/>
+          <w:sz w:val="22"/>
+          <w:szCs w:val="22"/>
+          <w14:ligatures w14:val="none"/>
+        </w:rPr>
+        <w:t>used </w:t>
       </w:r>
       <w:proofErr w:type="spellStart"/>
-      <w:r>
-        <w:rPr>
-          <w:rFonts w:eastAsia="Times New Roman" w:cs="Courier New"/>
-          <w:kern w:val="0"/>
-          <w:sz w:val="22"/>
-          <w:szCs w:val="22"/>
-          <w14:ligatures w14:val="none"/>
-        </w:rPr>
-        <w:t>leftRightmost.equals</w:t>
+      <w:proofErr w:type="gramStart"/>
+      <w:r>
+        <w:rPr>
+          <w:rFonts w:eastAsia="Times New Roman" w:cs="Times New Roman"/>
+          <w:kern w:val="0"/>
+          <w:sz w:val="22"/>
+          <w:szCs w:val="22"/>
+          <w14:ligatures w14:val="none"/>
+        </w:rPr>
+        <w:t>reverseIterator</w:t>
       </w:r>
       <w:proofErr w:type="spellEnd"/>
       <w:r>
         <w:rPr>
-          <w:rFonts w:eastAsia="Times New Roman" w:cs="Courier New"/>
+          <w:rFonts w:eastAsia="Times New Roman" w:cs="Times New Roman"/>
           <w:kern w:val="0"/>
           <w:sz w:val="22"/>
           <w:szCs w:val="22"/>
@@ -1693,37 +1714,126 @@
         </w:rPr>
         <w:t>(</w:t>
       </w:r>
+      <w:proofErr w:type="gramEnd"/>
+      <w:r>
+        <w:rPr>
+          <w:rFonts w:eastAsia="Times New Roman" w:cs="Times New Roman"/>
+          <w:kern w:val="0"/>
+          <w:sz w:val="22"/>
+          <w:szCs w:val="22"/>
+          <w14:ligatures w14:val="none"/>
+        </w:rPr>
+        <w:t>) rather than assuming entries existed</w:t>
+      </w:r>
+      <w:r>
+        <w:rPr>
+          <w:rFonts w:eastAsia="Times New Roman" w:cs="Times New Roman"/>
+          <w:kern w:val="0"/>
+          <w:sz w:val="22"/>
+          <w:szCs w:val="22"/>
+          <w14:ligatures w14:val="none"/>
+        </w:rPr>
+        <w:t>,</w:t>
+      </w:r>
+      <w:r>
+        <w:rPr>
+          <w:rFonts w:eastAsia="Times New Roman" w:cs="Times New Roman"/>
+          <w:kern w:val="0"/>
+          <w:sz w:val="22"/>
+          <w:szCs w:val="22"/>
+          <w14:ligatures w14:val="none"/>
+        </w:rPr>
+        <w:t xml:space="preserve"> with a fallback to </w:t>
+      </w:r>
       <w:proofErr w:type="spellStart"/>
-      <w:r>
-        <w:rPr>
-          <w:rFonts w:eastAsia="Times New Roman" w:cs="Courier New"/>
-          <w:kern w:val="0"/>
-          <w:sz w:val="22"/>
-          <w:szCs w:val="22"/>
-          <w14:ligatures w14:val="none"/>
-        </w:rPr>
-        <w:t>rightLeftmost</w:t>
+      <w:proofErr w:type="gramStart"/>
+      <w:r>
+        <w:rPr>
+          <w:rFonts w:eastAsia="Times New Roman" w:cs="Times New Roman"/>
+          <w:kern w:val="0"/>
+          <w:sz w:val="22"/>
+          <w:szCs w:val="22"/>
+          <w14:ligatures w14:val="none"/>
+        </w:rPr>
+        <w:t>getChildId</w:t>
       </w:r>
       <w:proofErr w:type="spellEnd"/>
       <w:r>
         <w:rPr>
-          <w:rFonts w:eastAsia="Times New Roman" w:cs="Courier New"/>
-          <w:kern w:val="0"/>
-          <w:sz w:val="22"/>
-          <w:szCs w:val="22"/>
-          <w14:ligatures w14:val="none"/>
-        </w:rPr>
-        <w:t>))</w:t>
-      </w:r>
-      <w:r>
-        <w:rPr>
-          <w:rFonts w:eastAsia="Times New Roman" w:cs="Times New Roman"/>
-          <w:kern w:val="0"/>
-          <w:sz w:val="22"/>
-          <w:szCs w:val="22"/>
-          <w14:ligatures w14:val="none"/>
-        </w:rPr>
-        <w:t>. This was a decision to prevent a duplicate pointer bug where the divider might accidentally separate two identical children, which would have corrupted the tree.</w:t>
+          <w:rFonts w:eastAsia="Times New Roman" w:cs="Times New Roman"/>
+          <w:kern w:val="0"/>
+          <w:sz w:val="22"/>
+          <w:szCs w:val="22"/>
+          <w14:ligatures w14:val="none"/>
+        </w:rPr>
+        <w:t>(</w:t>
+      </w:r>
+      <w:proofErr w:type="gramEnd"/>
+      <w:r>
+        <w:rPr>
+          <w:rFonts w:eastAsia="Times New Roman" w:cs="Times New Roman"/>
+          <w:kern w:val="0"/>
+          <w:sz w:val="22"/>
+          <w:szCs w:val="22"/>
+          <w14:ligatures w14:val="none"/>
+        </w:rPr>
+        <w:t xml:space="preserve">0) for the edge case where the left page has no entries yet. The leftmost child </w:t>
+      </w:r>
+      <w:proofErr w:type="gramStart"/>
+      <w:r>
+        <w:rPr>
+          <w:rFonts w:eastAsia="Times New Roman" w:cs="Times New Roman"/>
+          <w:kern w:val="0"/>
+          <w:sz w:val="22"/>
+          <w:szCs w:val="22"/>
+          <w14:ligatures w14:val="none"/>
+        </w:rPr>
+        <w:t>of</w:t>
+      </w:r>
+      <w:proofErr w:type="gramEnd"/>
+      <w:r>
+        <w:rPr>
+          <w:rFonts w:eastAsia="Times New Roman" w:cs="Times New Roman"/>
+          <w:kern w:val="0"/>
+          <w:sz w:val="22"/>
+          <w:szCs w:val="22"/>
+          <w14:ligatures w14:val="none"/>
+        </w:rPr>
+        <w:t xml:space="preserve"> the right page was always read directly via </w:t>
+      </w:r>
+      <w:proofErr w:type="spellStart"/>
+      <w:proofErr w:type="gramStart"/>
+      <w:r>
+        <w:rPr>
+          <w:rFonts w:eastAsia="Times New Roman" w:cs="Times New Roman"/>
+          <w:kern w:val="0"/>
+          <w:sz w:val="22"/>
+          <w:szCs w:val="22"/>
+          <w14:ligatures w14:val="none"/>
+        </w:rPr>
+        <w:t>getChildId</w:t>
+      </w:r>
+      <w:proofErr w:type="spellEnd"/>
+      <w:r>
+        <w:rPr>
+          <w:rFonts w:eastAsia="Times New Roman" w:cs="Times New Roman"/>
+          <w:kern w:val="0"/>
+          <w:sz w:val="22"/>
+          <w:szCs w:val="22"/>
+          <w14:ligatures w14:val="none"/>
+        </w:rPr>
+        <w:t>(</w:t>
+      </w:r>
+      <w:proofErr w:type="gramEnd"/>
+      <w:r>
+        <w:rPr>
+          <w:rFonts w:eastAsia="Times New Roman" w:cs="Times New Roman"/>
+          <w:kern w:val="0"/>
+          <w:sz w:val="22"/>
+          <w:szCs w:val="22"/>
+          <w14:ligatures w14:val="none"/>
+        </w:rPr>
+        <w:t>0). These two pointers became the left and right children of the pulled-down parent key, ensuring the merged page's internal structure stayed valid.</w:t>
       </w:r>
     </w:p>
     <w:p>
@@ -4074,7 +4184,6 @@
   <w:style w:type="character" w:default="1" w:styleId="DefaultParagraphFont">
     <w:name w:val="Default Paragraph Font"/>
     <w:uiPriority w:val="1"/>
-    <w:semiHidden/>
     <w:unhideWhenUsed/>
   </w:style>
   <w:style w:type="table" w:default="1" w:styleId="TableNormal">
